--- a/离散数学/集合论与图论/集合论与图论（上）课后习题/第12讲测验.docx
+++ b/离散数学/集合论与图论/集合论与图论（上）课后习题/第12讲测验.docx
@@ -27,14 +27,12 @@
           <w:highlight w:val="yellow"/>
         </w:rPr>
       </w:pPr>
-      <w:proofErr w:type="spellStart"/>
       <w:r>
         <w:rPr>
           <w:highlight w:val="yellow"/>
         </w:rPr>
         <w:t>A,正确</w:t>
       </w:r>
-      <w:proofErr w:type="spellEnd"/>
     </w:p>
     <w:p>
       <w:pPr>
@@ -55,22 +53,22 @@
       <w:pPr>
         <w:spacing w:line="360" w:lineRule="auto"/>
         <w:rPr>
+          <w:rFonts w:hint="eastAsia"/>
           <w:highlight w:val="yellow"/>
         </w:rPr>
       </w:pPr>
-      <w:proofErr w:type="spellStart"/>
       <w:r>
         <w:rPr>
           <w:highlight w:val="yellow"/>
         </w:rPr>
         <w:t>答案:A</w:t>
       </w:r>
-      <w:proofErr w:type="spellEnd"/>
     </w:p>
     <w:p>
       <w:pPr>
         <w:spacing w:line="360" w:lineRule="auto"/>
         <w:rPr>
+          <w:rFonts w:hint="eastAsia"/>
           <w:highlight w:val="yellow"/>
           <w:lang w:eastAsia="zh-CN"/>
         </w:rPr>
@@ -106,11 +104,13 @@
         <w:rPr>
           <w:rFonts w:hint="eastAsia"/>
           <w:highlight w:val="yellow"/>
+          <w:lang w:eastAsia="zh-CN"/>
         </w:rPr>
       </w:pPr>
       <w:r>
         <w:rPr>
           <w:highlight w:val="yellow"/>
+          <w:lang w:eastAsia="zh-CN"/>
         </w:rPr>
         <w:t>2,无穷集合中自然数集合具有最小的基数。</w:t>
       </w:r>
@@ -121,11 +121,13 @@
         <w:rPr>
           <w:rFonts w:hint="eastAsia"/>
           <w:highlight w:val="yellow"/>
+          <w:lang w:eastAsia="zh-CN"/>
         </w:rPr>
       </w:pPr>
       <w:r>
         <w:rPr>
           <w:highlight w:val="yellow"/>
+          <w:lang w:eastAsia="zh-CN"/>
         </w:rPr>
         <w:t>A,正确</w:t>
       </w:r>
@@ -136,11 +138,13 @@
         <w:rPr>
           <w:rFonts w:hint="eastAsia"/>
           <w:highlight w:val="yellow"/>
+          <w:lang w:eastAsia="zh-CN"/>
         </w:rPr>
       </w:pPr>
       <w:r>
         <w:rPr>
           <w:highlight w:val="yellow"/>
+          <w:lang w:eastAsia="zh-CN"/>
         </w:rPr>
         <w:t>B,错误</w:t>
       </w:r>
@@ -148,21 +152,25 @@
     <w:p>
       <w:pPr>
         <w:spacing w:line="360" w:lineRule="auto"/>
+        <w:rPr>
+          <w:rFonts w:hint="eastAsia"/>
+          <w:lang w:eastAsia="zh-CN"/>
+        </w:rPr>
       </w:pPr>
-      <w:proofErr w:type="spellStart"/>
       <w:r>
         <w:rPr>
           <w:highlight w:val="yellow"/>
+          <w:lang w:eastAsia="zh-CN"/>
         </w:rPr>
         <w:t>答案:A</w:t>
       </w:r>
-      <w:proofErr w:type="spellEnd"/>
     </w:p>
     <w:p>
       <w:pPr>
         <w:spacing w:line="360" w:lineRule="auto"/>
         <w:rPr>
           <w:rFonts w:hint="eastAsia"/>
+          <w:lang w:eastAsia="zh-CN"/>
         </w:rPr>
       </w:pPr>
     </w:p>
@@ -171,9 +179,13 @@
         <w:spacing w:line="360" w:lineRule="auto"/>
         <w:rPr>
           <w:rFonts w:hint="eastAsia"/>
+          <w:lang w:eastAsia="zh-CN"/>
         </w:rPr>
       </w:pPr>
       <w:r>
+        <w:rPr>
+          <w:lang w:eastAsia="zh-CN"/>
+        </w:rPr>
         <w:t>3,设A，B，C为集合，如果A与B有相同的基数，B与C有相同的基数，则A与C有相同的基数。</w:t>
       </w:r>
     </w:p>
@@ -202,12 +214,13 @@
     <w:p>
       <w:pPr>
         <w:spacing w:line="360" w:lineRule="auto"/>
+        <w:rPr>
+          <w:rFonts w:hint="eastAsia"/>
+        </w:rPr>
       </w:pPr>
-      <w:proofErr w:type="spellStart"/>
       <w:r>
         <w:t>答案:A</w:t>
       </w:r>
-      <w:proofErr w:type="spellEnd"/>
     </w:p>
     <w:p>
       <w:pPr>
@@ -247,7 +260,7 @@
                     <pic:cNvPicPr/>
                   </pic:nvPicPr>
                   <pic:blipFill>
-                    <a:blip r:embed="rId6"/>
+                    <a:blip r:embed="rId8"/>
                     <a:stretch>
                       <a:fillRect/>
                     </a:stretch>
@@ -290,7 +303,7 @@
                     <pic:cNvPicPr/>
                   </pic:nvPicPr>
                   <pic:blipFill>
-                    <a:blip r:embed="rId6"/>
+                    <a:blip r:embed="rId8"/>
                     <a:stretch>
                       <a:fillRect/>
                     </a:stretch>
@@ -378,7 +391,7 @@
                     <pic:cNvPicPr/>
                   </pic:nvPicPr>
                   <pic:blipFill>
-                    <a:blip r:embed="rId7"/>
+                    <a:blip r:embed="rId9"/>
                     <a:stretch>
                       <a:fillRect/>
                     </a:stretch>
@@ -421,7 +434,7 @@
                     <pic:cNvPicPr/>
                   </pic:nvPicPr>
                   <pic:blipFill>
-                    <a:blip r:embed="rId7"/>
+                    <a:blip r:embed="rId9"/>
                     <a:stretch>
                       <a:fillRect/>
                     </a:stretch>
@@ -470,12 +483,13 @@
     <w:p>
       <w:pPr>
         <w:spacing w:line="360" w:lineRule="auto"/>
+        <w:rPr>
+          <w:rFonts w:hint="eastAsia"/>
+        </w:rPr>
       </w:pPr>
-      <w:proofErr w:type="spellStart"/>
       <w:r>
         <w:t>答案:A</w:t>
       </w:r>
-      <w:proofErr w:type="spellEnd"/>
     </w:p>
     <w:p>
       <w:pPr>
@@ -522,7 +536,7 @@
                     <pic:cNvPicPr/>
                   </pic:nvPicPr>
                   <pic:blipFill>
-                    <a:blip r:embed="rId8"/>
+                    <a:blip r:embed="rId10"/>
                     <a:stretch>
                       <a:fillRect/>
                     </a:stretch>
@@ -570,7 +584,7 @@
                     <pic:cNvPicPr/>
                   </pic:nvPicPr>
                   <pic:blipFill>
-                    <a:blip r:embed="rId9"/>
+                    <a:blip r:embed="rId11"/>
                     <a:stretch>
                       <a:fillRect/>
                     </a:stretch>
@@ -606,14 +620,12 @@
           <w:highlight w:val="yellow"/>
         </w:rPr>
       </w:pPr>
-      <w:proofErr w:type="spellStart"/>
       <w:r>
         <w:rPr>
           <w:highlight w:val="yellow"/>
         </w:rPr>
         <w:t>A,错误</w:t>
       </w:r>
-      <w:proofErr w:type="spellEnd"/>
     </w:p>
     <w:p>
       <w:pPr>
@@ -633,24 +645,28 @@
     <w:p>
       <w:pPr>
         <w:spacing w:line="360" w:lineRule="auto"/>
+        <w:rPr>
+          <w:rFonts w:hint="eastAsia"/>
+        </w:rPr>
       </w:pPr>
-      <w:proofErr w:type="spellStart"/>
       <w:r>
         <w:rPr>
           <w:highlight w:val="yellow"/>
         </w:rPr>
         <w:t>答案:B</w:t>
       </w:r>
-      <w:proofErr w:type="spellEnd"/>
     </w:p>
     <w:p>
       <w:pPr>
         <w:spacing w:line="360" w:lineRule="auto"/>
         <w:rPr>
-          <w:rFonts w:hint="eastAsia"/>
+          <w:lang w:eastAsia="zh-CN"/>
         </w:rPr>
       </w:pPr>
       <w:r>
+        <w:rPr>
+          <w:noProof/>
+        </w:rPr>
         <w:drawing>
           <wp:inline distT="0" distB="0" distL="0" distR="0" wp14:anchorId="5E113109" wp14:editId="64A90BE8">
             <wp:extent cx="3247053" cy="2612299"/>
@@ -667,7 +683,7 @@
                     <pic:cNvPicPr/>
                   </pic:nvPicPr>
                   <pic:blipFill>
-                    <a:blip r:embed="rId10"/>
+                    <a:blip r:embed="rId12"/>
                     <a:stretch>
                       <a:fillRect/>
                     </a:stretch>
@@ -688,6 +704,105 @@
         </w:drawing>
       </w:r>
     </w:p>
+    <w:p>
+      <w:pPr>
+        <w:spacing w:line="360" w:lineRule="auto"/>
+        <w:rPr>
+          <w:lang w:eastAsia="zh-CN"/>
+        </w:rPr>
+      </w:pPr>
+    </w:p>
+    <w:p>
+      <w:pPr>
+        <w:spacing w:line="360" w:lineRule="auto"/>
+        <w:rPr>
+          <w:rFonts w:hint="eastAsia"/>
+          <w:lang w:eastAsia="zh-CN"/>
+        </w:rPr>
+      </w:pPr>
+      <w:r>
+        <w:rPr>
+          <w:lang w:eastAsia="zh-CN"/>
+        </w:rPr>
+        <w:lastRenderedPageBreak/>
+        <w:drawing>
+          <wp:inline distT="0" distB="0" distL="0" distR="0" wp14:anchorId="6957663D" wp14:editId="5586E00A">
+            <wp:extent cx="3102237" cy="4305300"/>
+            <wp:effectExtent l="0" t="0" r="3175" b="0"/>
+            <wp:docPr id="110464221" name="图片 1"/>
+            <wp:cNvGraphicFramePr>
+              <a:graphicFrameLocks xmlns:a="http://schemas.openxmlformats.org/drawingml/2006/main" noChangeAspect="1"/>
+            </wp:cNvGraphicFramePr>
+            <a:graphic xmlns:a="http://schemas.openxmlformats.org/drawingml/2006/main">
+              <a:graphicData uri="http://schemas.openxmlformats.org/drawingml/2006/picture">
+                <pic:pic xmlns:pic="http://schemas.openxmlformats.org/drawingml/2006/picture">
+                  <pic:nvPicPr>
+                    <pic:cNvPr id="110464221" name=""/>
+                    <pic:cNvPicPr/>
+                  </pic:nvPicPr>
+                  <pic:blipFill>
+                    <a:blip r:embed="rId13"/>
+                    <a:stretch>
+                      <a:fillRect/>
+                    </a:stretch>
+                  </pic:blipFill>
+                  <pic:spPr>
+                    <a:xfrm>
+                      <a:off x="0" y="0"/>
+                      <a:ext cx="3105635" cy="4310016"/>
+                    </a:xfrm>
+                    <a:prstGeom prst="rect">
+                      <a:avLst/>
+                    </a:prstGeom>
+                  </pic:spPr>
+                </pic:pic>
+              </a:graphicData>
+            </a:graphic>
+          </wp:inline>
+        </w:drawing>
+      </w:r>
+      <w:r>
+        <w:rPr>
+          <w:lang w:eastAsia="zh-CN"/>
+        </w:rPr>
+        <w:lastRenderedPageBreak/>
+        <w:drawing>
+          <wp:inline distT="0" distB="0" distL="0" distR="0" wp14:anchorId="63E5894B" wp14:editId="612703E0">
+            <wp:extent cx="5486400" cy="7066915"/>
+            <wp:effectExtent l="0" t="0" r="0" b="635"/>
+            <wp:docPr id="477373745" name="图片 1"/>
+            <wp:cNvGraphicFramePr>
+              <a:graphicFrameLocks xmlns:a="http://schemas.openxmlformats.org/drawingml/2006/main" noChangeAspect="1"/>
+            </wp:cNvGraphicFramePr>
+            <a:graphic xmlns:a="http://schemas.openxmlformats.org/drawingml/2006/main">
+              <a:graphicData uri="http://schemas.openxmlformats.org/drawingml/2006/picture">
+                <pic:pic xmlns:pic="http://schemas.openxmlformats.org/drawingml/2006/picture">
+                  <pic:nvPicPr>
+                    <pic:cNvPr id="477373745" name=""/>
+                    <pic:cNvPicPr/>
+                  </pic:nvPicPr>
+                  <pic:blipFill>
+                    <a:blip r:embed="rId14"/>
+                    <a:stretch>
+                      <a:fillRect/>
+                    </a:stretch>
+                  </pic:blipFill>
+                  <pic:spPr>
+                    <a:xfrm>
+                      <a:off x="0" y="0"/>
+                      <a:ext cx="5486400" cy="7066915"/>
+                    </a:xfrm>
+                    <a:prstGeom prst="rect">
+                      <a:avLst/>
+                    </a:prstGeom>
+                  </pic:spPr>
+                </pic:pic>
+              </a:graphicData>
+            </a:graphic>
+          </wp:inline>
+        </w:drawing>
+      </w:r>
+    </w:p>
     <w:sectPr>
       <w:pgSz w:w="12240" w:h="15840"/>
       <w:pgMar w:top="1440" w:right="1800" w:bottom="1440" w:left="1800" w:header="720" w:footer="720" w:gutter="0"/>
@@ -696,6 +811,68 @@
     </w:sectPr>
   </w:body>
 </w:document>
+</file>
+
+<file path=word/endnotes.xml><?xml version="1.0" encoding="utf-8"?>
+<w:endnotes xmlns:wpc="http://schemas.microsoft.com/office/word/2010/wordprocessingCanvas" xmlns:cx="http://schemas.microsoft.com/office/drawing/2014/chartex" xmlns:cx1="http://schemas.microsoft.com/office/drawing/2015/9/8/chartex" xmlns:cx2="http://schemas.microsoft.com/office/drawing/2015/10/21/chartex" xmlns:cx3="http://schemas.microsoft.com/office/drawing/2016/5/9/chartex" xmlns:cx4="http://schemas.microsoft.com/office/drawing/2016/5/10/chartex" xmlns:cx5="http://schemas.microsoft.com/office/drawing/2016/5/11/chartex" xmlns:cx6="http://schemas.microsoft.com/office/drawing/2016/5/12/chartex" xmlns:cx7="http://schemas.microsoft.com/office/drawing/2016/5/13/chartex" xmlns:cx8="http://schemas.microsoft.com/office/drawing/2016/5/14/chartex" xmlns:mc="http://schemas.openxmlformats.org/markup-compatibility/2006" xmlns:aink="http://schemas.microsoft.com/office/drawing/2016/ink" xmlns:am3d="http://schemas.microsoft.com/office/drawing/2017/model3d" xmlns:o="urn:schemas-microsoft-com:office:office" xmlns:oel="http://schemas.microsoft.com/office/2019/extlst" xmlns:r="http://schemas.openxmlformats.org/officeDocument/2006/relationships" xmlns:m="http://schemas.openxmlformats.org/officeDocument/2006/math" xmlns:v="urn:schemas-microsoft-com:vml" xmlns:wp14="http://schemas.microsoft.com/office/word/2010/wordprocessingDrawing" xmlns:wp="http://schemas.openxmlformats.org/drawingml/2006/wordprocessingDrawing" xmlns:w10="urn:schemas-microsoft-com:office:word" xmlns:w="http://schemas.openxmlformats.org/wordprocessingml/2006/main" xmlns:w14="http://schemas.microsoft.com/office/word/2010/wordml" xmlns:w15="http://schemas.microsoft.com/office/word/2012/wordml" xmlns:w16cex="http://schemas.microsoft.com/office/word/2018/wordml/cex" xmlns:w16cid="http://schemas.microsoft.com/office/word/2016/wordml/cid" xmlns:w16="http://schemas.microsoft.com/office/word/2018/wordml" xmlns:w16du="http://schemas.microsoft.com/office/word/2023/wordml/word16du" xmlns:w16sdtdh="http://schemas.microsoft.com/office/word/2020/wordml/sdtdatahash" xmlns:w16sdtfl="http://schemas.microsoft.com/office/word/2024/wordml/sdtformatlock" xmlns:w16se="http://schemas.microsoft.com/office/word/2015/wordml/symex" xmlns:wpg="http://schemas.microsoft.com/office/word/2010/wordprocessingGroup" xmlns:wpi="http://schemas.microsoft.com/office/word/2010/wordprocessingInk" xmlns:wne="http://schemas.microsoft.com/office/word/2006/wordml" xmlns:wps="http://schemas.microsoft.com/office/word/2010/wordprocessingShape" mc:Ignorable="w14 w15 w16se w16cid w16 w16cex w16sdtdh w16sdtfl w16du wp14">
+  <w:endnote w:type="separator" w:id="-1">
+    <w:p>
+      <w:pPr>
+        <w:spacing w:after="0" w:line="240" w:lineRule="auto"/>
+        <w:rPr>
+          <w:rFonts w:hint="eastAsia"/>
+        </w:rPr>
+      </w:pPr>
+      <w:r>
+        <w:separator/>
+      </w:r>
+    </w:p>
+  </w:endnote>
+  <w:endnote w:type="continuationSeparator" w:id="0">
+    <w:p>
+      <w:pPr>
+        <w:spacing w:after="0" w:line="240" w:lineRule="auto"/>
+        <w:rPr>
+          <w:rFonts w:hint="eastAsia"/>
+        </w:rPr>
+      </w:pPr>
+      <w:r>
+        <w:continuationSeparator/>
+      </w:r>
+    </w:p>
+  </w:endnote>
+</w:endnotes>
+</file>
+
+<file path=word/footnotes.xml><?xml version="1.0" encoding="utf-8"?>
+<w:footnotes xmlns:wpc="http://schemas.microsoft.com/office/word/2010/wordprocessingCanvas" xmlns:cx="http://schemas.microsoft.com/office/drawing/2014/chartex" xmlns:cx1="http://schemas.microsoft.com/office/drawing/2015/9/8/chartex" xmlns:cx2="http://schemas.microsoft.com/office/drawing/2015/10/21/chartex" xmlns:cx3="http://schemas.microsoft.com/office/drawing/2016/5/9/chartex" xmlns:cx4="http://schemas.microsoft.com/office/drawing/2016/5/10/chartex" xmlns:cx5="http://schemas.microsoft.com/office/drawing/2016/5/11/chartex" xmlns:cx6="http://schemas.microsoft.com/office/drawing/2016/5/12/chartex" xmlns:cx7="http://schemas.microsoft.com/office/drawing/2016/5/13/chartex" xmlns:cx8="http://schemas.microsoft.com/office/drawing/2016/5/14/chartex" xmlns:mc="http://schemas.openxmlformats.org/markup-compatibility/2006" xmlns:aink="http://schemas.microsoft.com/office/drawing/2016/ink" xmlns:am3d="http://schemas.microsoft.com/office/drawing/2017/model3d" xmlns:o="urn:schemas-microsoft-com:office:office" xmlns:oel="http://schemas.microsoft.com/office/2019/extlst" xmlns:r="http://schemas.openxmlformats.org/officeDocument/2006/relationships" xmlns:m="http://schemas.openxmlformats.org/officeDocument/2006/math" xmlns:v="urn:schemas-microsoft-com:vml" xmlns:wp14="http://schemas.microsoft.com/office/word/2010/wordprocessingDrawing" xmlns:wp="http://schemas.openxmlformats.org/drawingml/2006/wordprocessingDrawing" xmlns:w10="urn:schemas-microsoft-com:office:word" xmlns:w="http://schemas.openxmlformats.org/wordprocessingml/2006/main" xmlns:w14="http://schemas.microsoft.com/office/word/2010/wordml" xmlns:w15="http://schemas.microsoft.com/office/word/2012/wordml" xmlns:w16cex="http://schemas.microsoft.com/office/word/2018/wordml/cex" xmlns:w16cid="http://schemas.microsoft.com/office/word/2016/wordml/cid" xmlns:w16="http://schemas.microsoft.com/office/word/2018/wordml" xmlns:w16du="http://schemas.microsoft.com/office/word/2023/wordml/word16du" xmlns:w16sdtdh="http://schemas.microsoft.com/office/word/2020/wordml/sdtdatahash" xmlns:w16sdtfl="http://schemas.microsoft.com/office/word/2024/wordml/sdtformatlock" xmlns:w16se="http://schemas.microsoft.com/office/word/2015/wordml/symex" xmlns:wpg="http://schemas.microsoft.com/office/word/2010/wordprocessingGroup" xmlns:wpi="http://schemas.microsoft.com/office/word/2010/wordprocessingInk" xmlns:wne="http://schemas.microsoft.com/office/word/2006/wordml" xmlns:wps="http://schemas.microsoft.com/office/word/2010/wordprocessingShape" mc:Ignorable="w14 w15 w16se w16cid w16 w16cex w16sdtdh w16sdtfl w16du wp14">
+  <w:footnote w:type="separator" w:id="-1">
+    <w:p>
+      <w:pPr>
+        <w:spacing w:after="0" w:line="240" w:lineRule="auto"/>
+        <w:rPr>
+          <w:rFonts w:hint="eastAsia"/>
+        </w:rPr>
+      </w:pPr>
+      <w:r>
+        <w:separator/>
+      </w:r>
+    </w:p>
+  </w:footnote>
+  <w:footnote w:type="continuationSeparator" w:id="0">
+    <w:p>
+      <w:pPr>
+        <w:spacing w:after="0" w:line="240" w:lineRule="auto"/>
+        <w:rPr>
+          <w:rFonts w:hint="eastAsia"/>
+        </w:rPr>
+      </w:pPr>
+      <w:r>
+        <w:continuationSeparator/>
+      </w:r>
+    </w:p>
+  </w:footnote>
+</w:footnotes>
 </file>
 
 <file path=word/numbering.xml><?xml version="1.0" encoding="utf-8"?>
@@ -1660,6 +1837,7 @@
   <w:style w:type="character" w:default="1" w:styleId="a2">
     <w:name w:val="Default Paragraph Font"/>
     <w:uiPriority w:val="1"/>
+    <w:semiHidden/>
     <w:unhideWhenUsed/>
   </w:style>
   <w:style w:type="table" w:default="1" w:styleId="a3">

--- a/离散数学/集合论与图论/集合论与图论（上）课后习题/第12讲测验.docx
+++ b/离散数学/集合论与图论/集合论与图论（上）课后习题/第12讲测验.docx
@@ -27,12 +27,14 @@
           <w:highlight w:val="yellow"/>
         </w:rPr>
       </w:pPr>
+      <w:proofErr w:type="spellStart"/>
       <w:r>
         <w:rPr>
           <w:highlight w:val="yellow"/>
         </w:rPr>
         <w:t>A,正确</w:t>
       </w:r>
+      <w:proofErr w:type="spellEnd"/>
     </w:p>
     <w:p>
       <w:pPr>
@@ -42,12 +44,14 @@
           <w:highlight w:val="yellow"/>
         </w:rPr>
       </w:pPr>
+      <w:proofErr w:type="spellStart"/>
       <w:r>
         <w:rPr>
           <w:highlight w:val="yellow"/>
         </w:rPr>
         <w:t>B,错误</w:t>
       </w:r>
+      <w:proofErr w:type="spellEnd"/>
     </w:p>
     <w:p>
       <w:pPr>
@@ -57,12 +61,14 @@
           <w:highlight w:val="yellow"/>
         </w:rPr>
       </w:pPr>
+      <w:proofErr w:type="spellStart"/>
       <w:r>
         <w:rPr>
           <w:highlight w:val="yellow"/>
         </w:rPr>
         <w:t>答案:A</w:t>
       </w:r>
+      <w:proofErr w:type="spellEnd"/>
     </w:p>
     <w:p>
       <w:pPr>
@@ -196,9 +202,11 @@
           <w:rFonts w:hint="eastAsia"/>
         </w:rPr>
       </w:pPr>
+      <w:proofErr w:type="spellStart"/>
       <w:r>
         <w:t>A,正确</w:t>
       </w:r>
+      <w:proofErr w:type="spellEnd"/>
     </w:p>
     <w:p>
       <w:pPr>
@@ -207,9 +215,11 @@
           <w:rFonts w:hint="eastAsia"/>
         </w:rPr>
       </w:pPr>
+      <w:proofErr w:type="spellStart"/>
       <w:r>
         <w:t>B,错误</w:t>
       </w:r>
+      <w:proofErr w:type="spellEnd"/>
     </w:p>
     <w:p>
       <w:pPr>
@@ -218,9 +228,11 @@
           <w:rFonts w:hint="eastAsia"/>
         </w:rPr>
       </w:pPr>
+      <w:proofErr w:type="spellStart"/>
       <w:r>
         <w:t>答案:A</w:t>
       </w:r>
+      <w:proofErr w:type="spellEnd"/>
     </w:p>
     <w:p>
       <w:pPr>
@@ -238,8 +250,13 @@
         </w:rPr>
       </w:pPr>
       <w:r>
-        <w:t>4,设A，B，C，D为集合，如果|A|=|C|,|B|=|D|，则|A</w:t>
+        <w:t>4,设A，B，C，D为集合，如果|A|=|C|,|B|=|D|，</w:t>
       </w:r>
+      <w:proofErr w:type="spellStart"/>
+      <w:r>
+        <w:t>则|A</w:t>
+      </w:r>
+      <w:proofErr w:type="spellEnd"/>
       <w:r>
         <w:rPr>
           <w:noProof/>
@@ -334,9 +351,11 @@
           <w:rFonts w:hint="eastAsia"/>
         </w:rPr>
       </w:pPr>
+      <w:proofErr w:type="spellStart"/>
       <w:r>
         <w:t>A,错误</w:t>
       </w:r>
+      <w:proofErr w:type="spellEnd"/>
     </w:p>
     <w:p>
       <w:pPr>
@@ -345,9 +364,11 @@
           <w:rFonts w:hint="eastAsia"/>
         </w:rPr>
       </w:pPr>
+      <w:proofErr w:type="spellStart"/>
       <w:r>
         <w:t>B,正确</w:t>
       </w:r>
+      <w:proofErr w:type="spellEnd"/>
     </w:p>
     <w:p>
       <w:pPr>
@@ -356,9 +377,11 @@
           <w:rFonts w:hint="eastAsia"/>
         </w:rPr>
       </w:pPr>
+      <w:proofErr w:type="spellStart"/>
       <w:r>
         <w:t>答案:A</w:t>
       </w:r>
+      <w:proofErr w:type="spellEnd"/>
     </w:p>
     <w:p>
       <w:pPr>
@@ -369,8 +392,13 @@
       </w:pPr>
       <w:r>
         <w:lastRenderedPageBreak/>
-        <w:t>5,设A，B，C，D为集合，如果|A|=|C|，|B|=|D|,则|A</w:t>
+        <w:t>5,设A，B，C，D为集合，如果|A|=|C|，|B|=|D|,</w:t>
       </w:r>
+      <w:proofErr w:type="spellStart"/>
+      <w:r>
+        <w:t>则|A</w:t>
+      </w:r>
+      <w:proofErr w:type="spellEnd"/>
       <w:r>
         <w:rPr>
           <w:noProof/>
@@ -465,9 +493,11 @@
           <w:rFonts w:hint="eastAsia"/>
         </w:rPr>
       </w:pPr>
+      <w:proofErr w:type="spellStart"/>
       <w:r>
         <w:t>A,正确</w:t>
       </w:r>
+      <w:proofErr w:type="spellEnd"/>
     </w:p>
     <w:p>
       <w:pPr>
@@ -476,9 +506,11 @@
           <w:rFonts w:hint="eastAsia"/>
         </w:rPr>
       </w:pPr>
+      <w:proofErr w:type="spellStart"/>
       <w:r>
         <w:t>B,错误</w:t>
       </w:r>
+      <w:proofErr w:type="spellEnd"/>
     </w:p>
     <w:p>
       <w:pPr>
@@ -487,9 +519,11 @@
           <w:rFonts w:hint="eastAsia"/>
         </w:rPr>
       </w:pPr>
+      <w:proofErr w:type="spellStart"/>
       <w:r>
         <w:t>答案:A</w:t>
       </w:r>
+      <w:proofErr w:type="spellEnd"/>
     </w:p>
     <w:p>
       <w:pPr>
@@ -620,12 +654,14 @@
           <w:highlight w:val="yellow"/>
         </w:rPr>
       </w:pPr>
+      <w:proofErr w:type="spellStart"/>
       <w:r>
         <w:rPr>
           <w:highlight w:val="yellow"/>
         </w:rPr>
         <w:t>A,错误</w:t>
       </w:r>
+      <w:proofErr w:type="spellEnd"/>
     </w:p>
     <w:p>
       <w:pPr>
@@ -635,12 +671,14 @@
           <w:highlight w:val="yellow"/>
         </w:rPr>
       </w:pPr>
+      <w:proofErr w:type="spellStart"/>
       <w:r>
         <w:rPr>
           <w:highlight w:val="yellow"/>
         </w:rPr>
         <w:t>B,正确</w:t>
       </w:r>
+      <w:proofErr w:type="spellEnd"/>
     </w:p>
     <w:p>
       <w:pPr>
@@ -649,17 +687,20 @@
           <w:rFonts w:hint="eastAsia"/>
         </w:rPr>
       </w:pPr>
+      <w:proofErr w:type="spellStart"/>
       <w:r>
         <w:rPr>
           <w:highlight w:val="yellow"/>
         </w:rPr>
         <w:t>答案:B</w:t>
       </w:r>
+      <w:proofErr w:type="spellEnd"/>
     </w:p>
     <w:p>
       <w:pPr>
         <w:spacing w:line="360" w:lineRule="auto"/>
         <w:rPr>
+          <w:rFonts w:hint="eastAsia"/>
           <w:lang w:eastAsia="zh-CN"/>
         </w:rPr>
       </w:pPr>
@@ -708,6 +749,7 @@
       <w:pPr>
         <w:spacing w:line="360" w:lineRule="auto"/>
         <w:rPr>
+          <w:rFonts w:hint="eastAsia"/>
           <w:lang w:eastAsia="zh-CN"/>
         </w:rPr>
       </w:pPr>
@@ -716,12 +758,12 @@
       <w:pPr>
         <w:spacing w:line="360" w:lineRule="auto"/>
         <w:rPr>
-          <w:rFonts w:hint="eastAsia"/>
           <w:lang w:eastAsia="zh-CN"/>
         </w:rPr>
       </w:pPr>
       <w:r>
         <w:rPr>
+          <w:noProof/>
           <w:lang w:eastAsia="zh-CN"/>
         </w:rPr>
         <w:lastRenderedPageBreak/>
@@ -763,6 +805,7 @@
       </w:r>
       <w:r>
         <w:rPr>
+          <w:noProof/>
           <w:lang w:eastAsia="zh-CN"/>
         </w:rPr>
         <w:lastRenderedPageBreak/>
@@ -801,6 +844,27 @@
             </a:graphic>
           </wp:inline>
         </w:drawing>
+      </w:r>
+    </w:p>
+    <w:p>
+      <w:pPr>
+        <w:spacing w:line="360" w:lineRule="auto"/>
+        <w:rPr>
+          <w:rFonts w:hint="eastAsia"/>
+          <w:b/>
+          <w:bCs/>
+          <w:lang w:eastAsia="zh-CN"/>
+        </w:rPr>
+      </w:pPr>
+      <w:r>
+        <w:rPr>
+          <w:rFonts w:hint="eastAsia"/>
+          <w:b/>
+          <w:bCs/>
+          <w:highlight w:val="yellow"/>
+          <w:lang w:eastAsia="zh-CN"/>
+        </w:rPr>
+        <w:t>幂级数不可数</w:t>
       </w:r>
     </w:p>
     <w:sectPr>
